--- a/cf/sh/u/files/u012.docx
+++ b/cf/sh/u/files/u012.docx
@@ -20,7 +20,7 @@
     </w:p>
     <w:p>
       <w:r>
-        <w:t>請針對每個題目，把答案填在「回答：」後面（越具體越好）；填好後請放回您的部門資料夾即可，不需回信。</w:t>
+        <w:t>這份問卷是想更了解您的實際作業，好把您的 AI 助理做得更貼近需求。第一部分請把答案填在「回答：」後面（越具體越好）；第二部分只是先讓您了解，之後用的時候再一起調整，不用現在填。填好後放回您的部門資料夾即可，不需回信。</w:t>
       </w:r>
     </w:p>
     <w:p>
@@ -32,8 +32,16 @@
       </w:r>
     </w:p>
     <w:p>
+      <w:pPr>
+        <w:pStyle w:val="Heading2"/>
+      </w:pPr>
       <w:r>
-        <w:t>1. 工時、人力成本、合約收入在 ERP／PLM／EIP 的實際欄位與匯出方式？能否取得或需 IT 介接？</w:t>
+        <w:t>一、請您提供或確認的事情</w:t>
+      </w:r>
+    </w:p>
+    <w:p>
+      <w:r>
+        <w:t>1. 毛利要怎麼算？請用白話說明：是「收入 減 人力成本 減 外包費」就好，還是要再扣管銷、分階段認列？請舉一個實際專案的算法給我們看。</w:t>
       </w:r>
     </w:p>
     <w:p>
@@ -43,7 +51,7 @@
     </w:p>
     <w:p>
       <w:r>
-        <w:t>2. 人力成本率／成本標準由誰維護、多久更新？含哪些分攤（薪資、勞健保、管銷）？</w:t>
+        <w:t>2. 『人力成本率』（每位工程師每小時算多少錢）這份對照表放在哪、由誰維護、多久更新一次？含不含加班、分攤？</w:t>
       </w:r>
     </w:p>
     <w:p>
@@ -53,7 +61,7 @@
     </w:p>
     <w:p>
       <w:r>
-        <w:t>3. 毛利的定義與計算口徑：是否含管銷？是否分階段認列收入？</w:t>
+        <w:t>3. 工時、人力成本、合約收入這些資料分別在 ERP／PLM／EIP 哪裡？能不能匯出、還是要 IT 幫忙串接？請各附一張匯出畫面。</w:t>
       </w:r>
     </w:p>
     <w:p>
@@ -63,7 +71,7 @@
     </w:p>
     <w:p>
       <w:r>
-        <w:t>4. 評估結果上「網頁」的形式是內部 EIP 頁面嗎？需要哪些欄位與簽核？</w:t>
+        <w:t>4. 評估結果最後要放到『網頁』（內部 EIP 頁面？）長什麼樣、要哪些欄位、需不需要簽核？請給一個現成畫面或範本。</w:t>
       </w:r>
     </w:p>
     <w:p>
@@ -73,7 +81,7 @@
     </w:p>
     <w:p>
       <w:r>
-        <w:t>5. 過往毛利評估報告的範本、慣用語氣與收發對象？</w:t>
+        <w:t>5. 以前的毛利評估報告有沒有固定格式、慣用講法、要寄給誰？請提供 1～2 份舊報告當範例。</w:t>
       </w:r>
     </w:p>
     <w:p>
@@ -82,13 +90,36 @@
       </w:r>
     </w:p>
     <w:p>
+      <w:pPr>
+        <w:pStyle w:val="Heading2"/>
+      </w:pPr>
       <w:r>
-        <w:t>6. 毛利率如何定義（毛利／收入 vs 毛利／成本）？低於多少需示警？</w:t>
+        <w:t>二、要用了之後、跟 AI 一起調整的事情（先了解即可，不用現在填）</w:t>
       </w:r>
     </w:p>
     <w:p>
       <w:r>
-        <w:t>回答：</w:t>
+        <w:t>• 先拿 2～3 個已經算好毛利的舊專案給 AI 試算，核對它的毛利、毛利率跟你們算的一不一致。</w:t>
+      </w:r>
+    </w:p>
+    <w:p>
+      <w:r>
+        <w:t>• 碰到成本率或收入還沒定的專案，確認 AI 有標『待補』、不會自己假設數字。</w:t>
+      </w:r>
+    </w:p>
+    <w:p>
+      <w:r>
+        <w:t>• 毛利口徑（含不含管銷、怎麼分攤）如果一開始講不清楚，用實例慢慢教 AI 你們的判斷邏輯。</w:t>
+      </w:r>
+    </w:p>
+    <w:p>
+      <w:r>
+        <w:t>• 報告的用詞、分段格式如果不合你們習慣，回饋給 AI 調整。</w:t>
+      </w:r>
+    </w:p>
+    <w:p>
+      <w:r>
+        <w:t>• 跨系統資料常有缺漏或對不齊，把這些例外整理起來給 AI，逐步擴大它能自動處理的範圍。</w:t>
       </w:r>
     </w:p>
     <w:p/>
@@ -101,8 +132,16 @@
       </w:r>
     </w:p>
     <w:p>
+      <w:pPr>
+        <w:pStyle w:val="Heading2"/>
+      </w:pPr>
       <w:r>
-        <w:t>1. ERP／EIP 報工資料的實際欄位與匯出方式為何？</w:t>
+        <w:t>一、請您提供或確認的事情</w:t>
+      </w:r>
+    </w:p>
+    <w:p>
+      <w:r>
+        <w:t>1. 報工資料從 ERP／EIP 匯出後長什麼樣？有哪些欄位（日期、人員、工單號、工序、工時）？請附一張匯出畫面。</w:t>
       </w:r>
     </w:p>
     <w:p>
@@ -112,7 +151,7 @@
     </w:p>
     <w:p>
       <w:r>
-        <w:t>2. 工單／工序主檔的權威來源是哪個系統？哪些工序視為有效？</w:t>
+        <w:t>2. 『工單／工序主檔』（哪些工序是有效的、例如車、銑、CNC、量測）這份清單由誰維護？請提供一份範例。</w:t>
       </w:r>
     </w:p>
     <w:p>
@@ -122,7 +161,7 @@
     </w:p>
     <w:p>
       <w:r>
-        <w:t>3. 報工合理性規則：單日工時上限、跨專案分攤規則、可否跨日補報？</w:t>
+        <w:t>3. 報工的合理性規則是什麼？例如單日工時上限幾小時、可不可以跨專案分攤？請用白話列給我們。</w:t>
       </w:r>
     </w:p>
     <w:p>
@@ -132,7 +171,7 @@
     </w:p>
     <w:p>
       <w:r>
-        <w:t>4. 報工結果上「網頁」的目標系統與必填欄位？</w:t>
+        <w:t>4. 整理好的報工要登錄到哪個『網頁/系統』、需要哪些欄位？請給一個現成畫面或範本。</w:t>
       </w:r>
     </w:p>
     <w:p>
@@ -142,7 +181,7 @@
     </w:p>
     <w:p>
       <w:r>
-        <w:t>5. 報工摘要的收發對象與既有範本？</w:t>
+        <w:t>5. 報工摘要平常要寄給誰、有沒有固定寫法？請提供 1～2 份舊的當範例。</w:t>
       </w:r>
     </w:p>
     <w:p>
@@ -151,13 +190,36 @@
       </w:r>
     </w:p>
     <w:p>
+      <w:pPr>
+        <w:pStyle w:val="Heading2"/>
+      </w:pPr>
       <w:r>
-        <w:t>6. 工時是否需與出勤／應出勤時數勾稽？</w:t>
+        <w:t>二、要用了之後、跟 AI 一起調整的事情（先了解即可，不用現在填）</w:t>
       </w:r>
     </w:p>
     <w:p>
       <w:r>
-        <w:t>回答：</w:t>
+        <w:t>• 先拿幾天真實報工資料試跑，看 AI 標準化後的工單、工序、工時對不對。</w:t>
+      </w:r>
+    </w:p>
+    <w:p>
+      <w:r>
+        <w:t>• 碰到工序空白、工單號查不到、單日工時異常（例如 11 小時）時，確認 AI 有標『待補/異常』而不是自己補。</w:t>
+      </w:r>
+    </w:p>
+    <w:p>
+      <w:r>
+        <w:t>• 工單工序主檔沒有的新工序，把它補進對照表教給 AI。</w:t>
+      </w:r>
+    </w:p>
+    <w:p>
+      <w:r>
+        <w:t>• 工時異常的判定標準（幾小時算超時）如果需要微調，用實際案例回饋給 AI。</w:t>
+      </w:r>
+    </w:p>
+    <w:p>
+      <w:r>
+        <w:t>• 跨專案分攤、代打卡等特殊情況，整理成規則慢慢教 AI 處理。</w:t>
       </w:r>
     </w:p>
     <w:p/>
@@ -170,8 +232,16 @@
       </w:r>
     </w:p>
     <w:p>
+      <w:pPr>
+        <w:pStyle w:val="Heading2"/>
+      </w:pPr>
       <w:r>
-        <w:t>1. 飛騰差勤系統的匯出欄位與方式為何？是否含班別欄位？</w:t>
+        <w:t>一、請您提供或確認的事情</w:t>
+      </w:r>
+    </w:p>
+    <w:p>
+      <w:r>
+        <w:t>1. 出勤資料從『飛騰差勤系統』匯出後有哪些欄位（人員、日期、上下班刷卡、請假、加班）？請附一張匯出畫面。</w:t>
       </w:r>
     </w:p>
     <w:p>
@@ -181,7 +251,7 @@
     </w:p>
     <w:p>
       <w:r>
-        <w:t>2. 班別／彈性區間與遲到早退的認定規則（幾分鐘寬限）？由 HR 提供哪份對照？</w:t>
+        <w:t>2. 班別跟彈性上下班規則請用白話講清楚：正常上下班幾點、可以彈性幾分鐘、幾分鐘算遲到早退？請 HR 提供一份對照表。</w:t>
       </w:r>
     </w:p>
     <w:p>
@@ -191,7 +261,7 @@
     </w:p>
     <w:p>
       <w:r>
-        <w:t>3. 請假與加班代碼對照表（AL/SL/PL/OT 等）的完整清單？</w:t>
+        <w:t>3. 請假、加班的代碼有哪些（特休、事假、病假、加班等）？各代表什麼？請提供代碼對照表。</w:t>
       </w:r>
     </w:p>
     <w:p>
@@ -201,7 +271,7 @@
     </w:p>
     <w:p>
       <w:r>
-        <w:t>4. 缺卡的處理原則：是列待補請人補登，還是有預設補卡規則？</w:t>
+        <w:t>4. 出勤報表最後要放到哪個『網頁/頁面』、要哪些欄位？請給一個現成畫面或範本。</w:t>
       </w:r>
     </w:p>
     <w:p>
@@ -211,7 +281,7 @@
     </w:p>
     <w:p>
       <w:r>
-        <w:t>5. 出勤報表上「網頁」的目標頁面與欄位？</w:t>
+        <w:t>5. 報表平常寄給誰、有沒有固定格式？請提供 1～2 份舊報表當範例。</w:t>
       </w:r>
     </w:p>
     <w:p>
@@ -220,13 +290,36 @@
       </w:r>
     </w:p>
     <w:p>
+      <w:pPr>
+        <w:pStyle w:val="Heading2"/>
+      </w:pPr>
       <w:r>
-        <w:t>6. 報表收發對象、既有範本與產出頻率（每日／每月）？</w:t>
+        <w:t>二、要用了之後、跟 AI 一起調整的事情（先了解即可，不用現在填）</w:t>
       </w:r>
     </w:p>
     <w:p>
       <w:r>
-        <w:t>回答：</w:t>
+        <w:t>• 先拿一週真實刷卡資料試跑，看 AI 判定遲到、早退、缺卡對不對。</w:t>
+      </w:r>
+    </w:p>
+    <w:p>
+      <w:r>
+        <w:t>• 遇到缺卡（只有上班沒下班）、請假代碼看不懂時，確認 AI 標『待補』而不是自己補下班時間。</w:t>
+      </w:r>
+    </w:p>
+    <w:p>
+      <w:r>
+        <w:t>• 新的班別或請假代碼出現時，補進對照表教給 AI。</w:t>
+      </w:r>
+    </w:p>
+    <w:p>
+      <w:r>
+        <w:t>• 遲到早退的認定門檻（彈性幾分鐘）如果要調整，用實例回饋給 AI。</w:t>
+      </w:r>
+    </w:p>
+    <w:p>
+      <w:r>
+        <w:t>• 出勤屬個資，用一段時間後檢查 AI 的判定是否穩定，再逐步放寬可自動化的範圍。</w:t>
       </w:r>
     </w:p>
     <w:p/>
